--- a/Border.docx
+++ b/Border.docx
@@ -3,310 +3,61 @@
 <w:document xmlns:wpc="http://schemas.microsoft.com/office/word/2010/wordprocessingCanvas" xmlns:cx="http://schemas.microsoft.com/office/drawing/2014/chartex" xmlns:cx1="http://schemas.microsoft.com/office/drawing/2015/9/8/chartex" xmlns:cx2="http://schemas.microsoft.com/office/drawing/2015/10/21/chartex" xmlns:cx3="http://schemas.microsoft.com/office/drawing/2016/5/9/chartex" xmlns:cx4="http://schemas.microsoft.com/office/drawing/2016/5/10/chartex" xmlns:cx5="http://schemas.microsoft.com/office/drawing/2016/5/11/chartex" xmlns:cx6="http://schemas.microsoft.com/office/drawing/2016/5/12/chartex" xmlns:cx7="http://schemas.microsoft.com/office/drawing/2016/5/13/chartex" xmlns:cx8="http://schemas.microsoft.com/office/drawing/2016/5/14/chartex" xmlns:mc="http://schemas.openxmlformats.org/markup-compatibility/2006" xmlns:aink="http://schemas.microsoft.com/office/drawing/2016/ink" xmlns:am3d="http://schemas.microsoft.com/office/drawing/2017/model3d" xmlns:o="urn:schemas-microsoft-com:office:office" xmlns:oel="http://schemas.microsoft.com/office/2019/extlst" xmlns:r="http://schemas.openxmlformats.org/officeDocument/2006/relationships" xmlns:m="http://schemas.openxmlformats.org/officeDocument/2006/math" xmlns:v="urn:schemas-microsoft-com:vml" xmlns:wp14="http://schemas.microsoft.com/office/word/2010/wordprocessingDrawing" xmlns:wp="http://schemas.openxmlformats.org/drawingml/2006/wordprocessingDrawing" xmlns:w10="urn:schemas-microsoft-com:office:word" xmlns:w="http://schemas.openxmlformats.org/wordprocessingml/2006/main" xmlns:w14="http://schemas.microsoft.com/office/word/2010/wordml" xmlns:w15="http://schemas.microsoft.com/office/word/2012/wordml" xmlns:w16cex="http://schemas.microsoft.com/office/word/2018/wordml/cex" xmlns:w16cid="http://schemas.microsoft.com/office/word/2016/wordml/cid" xmlns:w16="http://schemas.microsoft.com/office/word/2018/wordml" xmlns:w16du="http://schemas.microsoft.com/office/word/2023/wordml/word16du" xmlns:w16sdtdh="http://schemas.microsoft.com/office/word/2020/wordml/sdtdatahash" xmlns:w16se="http://schemas.microsoft.com/office/word/2015/wordml/symex" xmlns:wpg="http://schemas.microsoft.com/office/word/2010/wordprocessingGroup" xmlns:wpi="http://schemas.microsoft.com/office/word/2010/wordprocessingInk" xmlns:wne="http://schemas.microsoft.com/office/word/2006/wordml" xmlns:wps="http://schemas.microsoft.com/office/word/2010/wordprocessingShape" mc:Ignorable="w14 w15 w16se w16cid w16 w16cex w16sdtdh w16du wp14">
   <w:body>
     <w:p>
-      <w:pPr>
-        <w:pStyle w:val="NoSpacing"/>
-        <w:rPr>
-          <w:rFonts w:ascii="Cambria" w:hAnsi="Cambria"/>
-          <w:sz w:val="24"/>
-          <w:szCs w:val="24"/>
-        </w:rPr>
-      </w:pPr>
       <w:r>
         <w:rPr>
-          <w:rFonts w:ascii="Cambria" w:hAnsi="Cambria"/>
           <w:noProof/>
-          <w:sz w:val="24"/>
-          <w:szCs w:val="24"/>
         </w:rPr>
-        <mc:AlternateContent>
-          <mc:Choice Requires="wps">
-            <w:drawing>
-              <wp:anchor distT="0" distB="0" distL="114300" distR="114300" simplePos="0" relativeHeight="251659264" behindDoc="1" locked="0" layoutInCell="1" allowOverlap="1" wp14:anchorId="7ECF8AE1" wp14:editId="5CD101C7">
-                <wp:simplePos x="0" y="0"/>
-                <wp:positionH relativeFrom="margin">
-                  <wp:posOffset>1905</wp:posOffset>
-                </wp:positionH>
-                <wp:positionV relativeFrom="page">
-                  <wp:posOffset>619125</wp:posOffset>
-                </wp:positionV>
-                <wp:extent cx="6610350" cy="9648825"/>
-                <wp:effectExtent l="0" t="0" r="19050" b="28575"/>
-                <wp:wrapNone/>
-                <wp:docPr id="238624167" name="Rectangle: Rounded Corners 2"/>
-                <wp:cNvGraphicFramePr/>
-                <a:graphic xmlns:a="http://schemas.openxmlformats.org/drawingml/2006/main">
-                  <a:graphicData uri="http://schemas.microsoft.com/office/word/2010/wordprocessingShape">
-                    <wps:wsp>
-                      <wps:cNvSpPr/>
-                      <wps:spPr>
-                        <a:xfrm>
-                          <a:off x="0" y="0"/>
-                          <a:ext cx="6610350" cy="9648825"/>
-                        </a:xfrm>
-                        <a:prstGeom prst="roundRect">
-                          <a:avLst>
-                            <a:gd name="adj" fmla="val 4537"/>
-                          </a:avLst>
-                        </a:prstGeom>
-                        <a:solidFill>
-                          <a:schemeClr val="bg1"/>
-                        </a:solidFill>
-                        <a:ln w="25400" cap="rnd">
-                          <a:solidFill>
-                            <a:schemeClr val="tx1"/>
-                          </a:solidFill>
-                          <a:round/>
-                        </a:ln>
-                      </wps:spPr>
-                      <wps:style>
-                        <a:lnRef idx="2">
-                          <a:schemeClr val="accent6"/>
-                        </a:lnRef>
-                        <a:fillRef idx="1">
-                          <a:schemeClr val="lt1"/>
-                        </a:fillRef>
-                        <a:effectRef idx="0">
-                          <a:schemeClr val="accent6"/>
-                        </a:effectRef>
-                        <a:fontRef idx="minor">
-                          <a:schemeClr val="dk1"/>
-                        </a:fontRef>
-                      </wps:style>
-                      <wps:bodyPr rot="0" spcFirstLastPara="0" vertOverflow="overflow" horzOverflow="overflow" vert="horz" wrap="square" lIns="91440" tIns="45720" rIns="91440" bIns="45720" numCol="1" spcCol="0" rtlCol="0" fromWordArt="0" anchor="ctr" anchorCtr="0" forceAA="0" compatLnSpc="1">
-                        <a:prstTxWarp prst="textNoShape">
-                          <a:avLst/>
-                        </a:prstTxWarp>
-                        <a:noAutofit/>
-                      </wps:bodyPr>
-                    </wps:wsp>
-                  </a:graphicData>
-                </a:graphic>
-                <wp14:sizeRelH relativeFrom="margin">
-                  <wp14:pctWidth>0</wp14:pctWidth>
-                </wp14:sizeRelH>
-                <wp14:sizeRelV relativeFrom="margin">
-                  <wp14:pctHeight>0</wp14:pctHeight>
-                </wp14:sizeRelV>
-              </wp:anchor>
-            </w:drawing>
-          </mc:Choice>
-          <mc:Fallback>
-            <w:pict>
-              <v:roundrect w14:anchorId="29E56196" id="Rectangle: Rounded Corners 2" o:spid="_x0000_s1026" style="position:absolute;margin-left:.15pt;margin-top:48.75pt;width:520.5pt;height:759.75pt;z-index:-251657216;visibility:visible;mso-wrap-style:square;mso-width-percent:0;mso-height-percent:0;mso-wrap-distance-left:9pt;mso-wrap-distance-top:0;mso-wrap-distance-right:9pt;mso-wrap-distance-bottom:0;mso-position-horizontal:absolute;mso-position-horizontal-relative:margin;mso-position-vertical:absolute;mso-position-vertical-relative:page;mso-width-percent:0;mso-height-percent:0;mso-width-relative:margin;mso-height-relative:margin;v-text-anchor:middle" arcsize="2973f" o:gfxdata="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" fillcolor="white [3212]" strokecolor="black [3213]" strokeweight="2pt">
-                <v:stroke endcap="round"/>
-                <w10:wrap anchorx="margin" anchory="page"/>
-              </v:roundrect>
-            </w:pict>
-          </mc:Fallback>
-        </mc:AlternateContent>
-      </w:r>
-      <w:r>
-        <w:rPr>
-          <w:rFonts w:ascii="Cambria" w:hAnsi="Cambria"/>
-          <w:sz w:val="24"/>
-          <w:szCs w:val="24"/>
-        </w:rPr>
-        <w:t xml:space="preserve"> </w:t>
+        <w:drawing>
+          <wp:inline distT="0" distB="0" distL="0" distR="0" wp14:anchorId="6D02B2C4" wp14:editId="75FEBF24">
+            <wp:extent cx="7564120" cy="10681855"/>
+            <wp:effectExtent l="0" t="0" r="0" b="5715"/>
+            <wp:docPr id="1198058140" name="Picture 1"/>
+            <wp:cNvGraphicFramePr>
+              <a:graphicFrameLocks xmlns:a="http://schemas.openxmlformats.org/drawingml/2006/main" noChangeAspect="1"/>
+            </wp:cNvGraphicFramePr>
+            <a:graphic xmlns:a="http://schemas.openxmlformats.org/drawingml/2006/main">
+              <a:graphicData uri="http://schemas.openxmlformats.org/drawingml/2006/picture">
+                <pic:pic xmlns:pic="http://schemas.openxmlformats.org/drawingml/2006/picture">
+                  <pic:nvPicPr>
+                    <pic:cNvPr id="1198058140" name="Picture 1198058140"/>
+                    <pic:cNvPicPr/>
+                  </pic:nvPicPr>
+                  <pic:blipFill>
+                    <a:blip r:embed="rId4" cstate="print">
+                      <a:extLst>
+                        <a:ext uri="{28A0092B-C50C-407E-A947-70E740481C1C}">
+                          <a14:useLocalDpi xmlns:a14="http://schemas.microsoft.com/office/drawing/2010/main" val="0"/>
+                        </a:ext>
+                      </a:extLst>
+                    </a:blip>
+                    <a:stretch>
+                      <a:fillRect/>
+                    </a:stretch>
+                  </pic:blipFill>
+                  <pic:spPr>
+                    <a:xfrm>
+                      <a:off x="0" y="0"/>
+                      <a:ext cx="7589359" cy="10717497"/>
+                    </a:xfrm>
+                    <a:prstGeom prst="rect">
+                      <a:avLst/>
+                    </a:prstGeom>
+                  </pic:spPr>
+                </pic:pic>
+              </a:graphicData>
+            </a:graphic>
+          </wp:inline>
+        </w:drawing>
       </w:r>
     </w:p>
     <w:sectPr>
-      <w:headerReference w:type="default" r:id="rId6"/>
-      <w:footerReference w:type="default" r:id="rId7"/>
       <w:pgSz w:w="11906" w:h="16838"/>
-      <w:pgMar w:top="851" w:right="849" w:bottom="851" w:left="567" w:header="284" w:footer="398" w:gutter="0"/>
+      <w:pgMar w:top="0" w:right="0" w:bottom="0" w:left="0" w:header="709" w:footer="709" w:gutter="0"/>
       <w:cols w:space="708"/>
       <w:docGrid w:linePitch="360"/>
     </w:sectPr>
   </w:body>
 </w:document>
-</file>
-
-<file path=word/endnotes.xml><?xml version="1.0" encoding="utf-8"?>
-<w:endnotes xmlns:wpc="http://schemas.microsoft.com/office/word/2010/wordprocessingCanvas" xmlns:cx="http://schemas.microsoft.com/office/drawing/2014/chartex" xmlns:cx1="http://schemas.microsoft.com/office/drawing/2015/9/8/chartex" xmlns:cx2="http://schemas.microsoft.com/office/drawing/2015/10/21/chartex" xmlns:cx3="http://schemas.microsoft.com/office/drawing/2016/5/9/chartex" xmlns:cx4="http://schemas.microsoft.com/office/drawing/2016/5/10/chartex" xmlns:cx5="http://schemas.microsoft.com/office/drawing/2016/5/11/chartex" xmlns:cx6="http://schemas.microsoft.com/office/drawing/2016/5/12/chartex" xmlns:cx7="http://schemas.microsoft.com/office/drawing/2016/5/13/chartex" xmlns:cx8="http://schemas.microsoft.com/office/drawing/2016/5/14/chartex" xmlns:mc="http://schemas.openxmlformats.org/markup-compatibility/2006" xmlns:aink="http://schemas.microsoft.com/office/drawing/2016/ink" xmlns:am3d="http://schemas.microsoft.com/office/drawing/2017/model3d" xmlns:o="urn:schemas-microsoft-com:office:office" xmlns:oel="http://schemas.microsoft.com/office/2019/extlst" xmlns:r="http://schemas.openxmlformats.org/officeDocument/2006/relationships" xmlns:m="http://schemas.openxmlformats.org/officeDocument/2006/math" xmlns:v="urn:schemas-microsoft-com:vml" xmlns:wp14="http://schemas.microsoft.com/office/word/2010/wordprocessingDrawing" xmlns:wp="http://schemas.openxmlformats.org/drawingml/2006/wordprocessingDrawing" xmlns:w10="urn:schemas-microsoft-com:office:word" xmlns:w="http://schemas.openxmlformats.org/wordprocessingml/2006/main" xmlns:w14="http://schemas.microsoft.com/office/word/2010/wordml" xmlns:w15="http://schemas.microsoft.com/office/word/2012/wordml" xmlns:w16cex="http://schemas.microsoft.com/office/word/2018/wordml/cex" xmlns:w16cid="http://schemas.microsoft.com/office/word/2016/wordml/cid" xmlns:w16="http://schemas.microsoft.com/office/word/2018/wordml" xmlns:w16du="http://schemas.microsoft.com/office/word/2023/wordml/word16du" xmlns:w16sdtdh="http://schemas.microsoft.com/office/word/2020/wordml/sdtdatahash" xmlns:w16se="http://schemas.microsoft.com/office/word/2015/wordml/symex" xmlns:wpg="http://schemas.microsoft.com/office/word/2010/wordprocessingGroup" xmlns:wpi="http://schemas.microsoft.com/office/word/2010/wordprocessingInk" xmlns:wne="http://schemas.microsoft.com/office/word/2006/wordml" xmlns:wps="http://schemas.microsoft.com/office/word/2010/wordprocessingShape" mc:Ignorable="w14 w15 w16se w16cid w16 w16cex w16sdtdh w16du wp14">
-  <w:endnote w:type="separator" w:id="-1">
-    <w:p>
-      <w:pPr>
-        <w:spacing w:after="0" w:line="240" w:lineRule="auto"/>
-      </w:pPr>
-      <w:r>
-        <w:separator/>
-      </w:r>
-    </w:p>
-  </w:endnote>
-  <w:endnote w:type="continuationSeparator" w:id="0">
-    <w:p>
-      <w:pPr>
-        <w:spacing w:after="0" w:line="240" w:lineRule="auto"/>
-      </w:pPr>
-      <w:r>
-        <w:continuationSeparator/>
-      </w:r>
-    </w:p>
-  </w:endnote>
-</w:endnotes>
-</file>
-
-<file path=word/footer1.xml><?xml version="1.0" encoding="utf-8"?>
-<w:ftr xmlns:wpc="http://schemas.microsoft.com/office/word/2010/wordprocessingCanvas" xmlns:cx="http://schemas.microsoft.com/office/drawing/2014/chartex" xmlns:cx1="http://schemas.microsoft.com/office/drawing/2015/9/8/chartex" xmlns:cx2="http://schemas.microsoft.com/office/drawing/2015/10/21/chartex" xmlns:cx3="http://schemas.microsoft.com/office/drawing/2016/5/9/chartex" xmlns:cx4="http://schemas.microsoft.com/office/drawing/2016/5/10/chartex" xmlns:cx5="http://schemas.microsoft.com/office/drawing/2016/5/11/chartex" xmlns:cx6="http://schemas.microsoft.com/office/drawing/2016/5/12/chartex" xmlns:cx7="http://schemas.microsoft.com/office/drawing/2016/5/13/chartex" xmlns:cx8="http://schemas.microsoft.com/office/drawing/2016/5/14/chartex" xmlns:mc="http://schemas.openxmlformats.org/markup-compatibility/2006" xmlns:aink="http://schemas.microsoft.com/office/drawing/2016/ink" xmlns:am3d="http://schemas.microsoft.com/office/drawing/2017/model3d" xmlns:o="urn:schemas-microsoft-com:office:office" xmlns:oel="http://schemas.microsoft.com/office/2019/extlst" xmlns:r="http://schemas.openxmlformats.org/officeDocument/2006/relationships" xmlns:m="http://schemas.openxmlformats.org/officeDocument/2006/math" xmlns:v="urn:schemas-microsoft-com:vml" xmlns:wp14="http://schemas.microsoft.com/office/word/2010/wordprocessingDrawing" xmlns:wp="http://schemas.openxmlformats.org/drawingml/2006/wordprocessingDrawing" xmlns:w10="urn:schemas-microsoft-com:office:word" xmlns:w="http://schemas.openxmlformats.org/wordprocessingml/2006/main" xmlns:w14="http://schemas.microsoft.com/office/word/2010/wordml" xmlns:w15="http://schemas.microsoft.com/office/word/2012/wordml" xmlns:w16cex="http://schemas.microsoft.com/office/word/2018/wordml/cex" xmlns:w16cid="http://schemas.microsoft.com/office/word/2016/wordml/cid" xmlns:w16="http://schemas.microsoft.com/office/word/2018/wordml" xmlns:w16du="http://schemas.microsoft.com/office/word/2023/wordml/word16du" xmlns:w16sdtdh="http://schemas.microsoft.com/office/word/2020/wordml/sdtdatahash" xmlns:w16se="http://schemas.microsoft.com/office/word/2015/wordml/symex" xmlns:wpg="http://schemas.microsoft.com/office/word/2010/wordprocessingGroup" xmlns:wpi="http://schemas.microsoft.com/office/word/2010/wordprocessingInk" xmlns:wne="http://schemas.microsoft.com/office/word/2006/wordml" xmlns:wps="http://schemas.microsoft.com/office/word/2010/wordprocessingShape" mc:Ignorable="w14 w15 w16se w16cid w16 w16cex w16sdtdh w16du wp14">
-  <w:p>
-    <w:pPr>
-      <w:pStyle w:val="Footer"/>
-      <w:rPr>
-        <w:u w:val="single"/>
-      </w:rPr>
-    </w:pPr>
-    <w:r>
-      <w:rPr>
-        <w:rFonts w:ascii="Cambria" w:hAnsi="Cambria"/>
-        <w:sz w:val="24"/>
-        <w:szCs w:val="24"/>
-      </w:rPr>
-      <w:t>Name:</w:t>
-    </w:r>
-    <w:r>
-      <w:rPr>
-        <w:rFonts w:ascii="Cambria" w:hAnsi="Cambria"/>
-        <w:sz w:val="24"/>
-        <w:szCs w:val="24"/>
-        <w:u w:val="single"/>
-      </w:rPr>
-      <w:t xml:space="preserve">                                                 </w:t>
-    </w:r>
-    <w:r>
-      <w:rPr>
-        <w:rFonts w:ascii="Cambria" w:hAnsi="Cambria"/>
-        <w:sz w:val="24"/>
-        <w:szCs w:val="24"/>
-      </w:rPr>
-      <w:t xml:space="preserve">                                                                  </w:t>
-    </w:r>
-    <w:proofErr w:type="spellStart"/>
-    <w:r>
-      <w:rPr>
-        <w:rFonts w:ascii="Cambria" w:hAnsi="Cambria"/>
-        <w:sz w:val="24"/>
-        <w:szCs w:val="24"/>
-      </w:rPr>
-      <w:t>Regd</w:t>
-    </w:r>
-    <w:proofErr w:type="spellEnd"/>
-    <w:r>
-      <w:rPr>
-        <w:rFonts w:ascii="Cambria" w:hAnsi="Cambria"/>
-        <w:sz w:val="24"/>
-        <w:szCs w:val="24"/>
-      </w:rPr>
-      <w:t xml:space="preserve"> </w:t>
-    </w:r>
-    <w:proofErr w:type="gramStart"/>
-    <w:r>
-      <w:rPr>
-        <w:rFonts w:ascii="Cambria" w:hAnsi="Cambria"/>
-        <w:sz w:val="24"/>
-        <w:szCs w:val="24"/>
-      </w:rPr>
-      <w:t>No.:</w:t>
-    </w:r>
-    <w:r>
-      <w:rPr>
-        <w:rFonts w:ascii="Cambria" w:hAnsi="Cambria"/>
-        <w:sz w:val="24"/>
-        <w:szCs w:val="24"/>
-        <w:u w:val="single"/>
-      </w:rPr>
-      <w:t>.</w:t>
-    </w:r>
-    <w:proofErr w:type="gramEnd"/>
-    <w:r>
-      <w:rPr>
-        <w:rFonts w:ascii="Cambria" w:hAnsi="Cambria"/>
-        <w:sz w:val="24"/>
-        <w:szCs w:val="24"/>
-        <w:u w:val="single"/>
-      </w:rPr>
-      <w:t xml:space="preserve">                                         .</w:t>
-    </w:r>
-    <w:r>
-      <w:rPr>
-        <w:u w:val="single"/>
-      </w:rPr>
-      <w:t xml:space="preserve">                                       </w:t>
-    </w:r>
-  </w:p>
-</w:ftr>
-</file>
-
-<file path=word/footnotes.xml><?xml version="1.0" encoding="utf-8"?>
-<w:footnotes xmlns:wpc="http://schemas.microsoft.com/office/word/2010/wordprocessingCanvas" xmlns:cx="http://schemas.microsoft.com/office/drawing/2014/chartex" xmlns:cx1="http://schemas.microsoft.com/office/drawing/2015/9/8/chartex" xmlns:cx2="http://schemas.microsoft.com/office/drawing/2015/10/21/chartex" xmlns:cx3="http://schemas.microsoft.com/office/drawing/2016/5/9/chartex" xmlns:cx4="http://schemas.microsoft.com/office/drawing/2016/5/10/chartex" xmlns:cx5="http://schemas.microsoft.com/office/drawing/2016/5/11/chartex" xmlns:cx6="http://schemas.microsoft.com/office/drawing/2016/5/12/chartex" xmlns:cx7="http://schemas.microsoft.com/office/drawing/2016/5/13/chartex" xmlns:cx8="http://schemas.microsoft.com/office/drawing/2016/5/14/chartex" xmlns:mc="http://schemas.openxmlformats.org/markup-compatibility/2006" xmlns:aink="http://schemas.microsoft.com/office/drawing/2016/ink" xmlns:am3d="http://schemas.microsoft.com/office/drawing/2017/model3d" xmlns:o="urn:schemas-microsoft-com:office:office" xmlns:oel="http://schemas.microsoft.com/office/2019/extlst" xmlns:r="http://schemas.openxmlformats.org/officeDocument/2006/relationships" xmlns:m="http://schemas.openxmlformats.org/officeDocument/2006/math" xmlns:v="urn:schemas-microsoft-com:vml" xmlns:wp14="http://schemas.microsoft.com/office/word/2010/wordprocessingDrawing" xmlns:wp="http://schemas.openxmlformats.org/drawingml/2006/wordprocessingDrawing" xmlns:w10="urn:schemas-microsoft-com:office:word" xmlns:w="http://schemas.openxmlformats.org/wordprocessingml/2006/main" xmlns:w14="http://schemas.microsoft.com/office/word/2010/wordml" xmlns:w15="http://schemas.microsoft.com/office/word/2012/wordml" xmlns:w16cex="http://schemas.microsoft.com/office/word/2018/wordml/cex" xmlns:w16cid="http://schemas.microsoft.com/office/word/2016/wordml/cid" xmlns:w16="http://schemas.microsoft.com/office/word/2018/wordml" xmlns:w16du="http://schemas.microsoft.com/office/word/2023/wordml/word16du" xmlns:w16sdtdh="http://schemas.microsoft.com/office/word/2020/wordml/sdtdatahash" xmlns:w16se="http://schemas.microsoft.com/office/word/2015/wordml/symex" xmlns:wpg="http://schemas.microsoft.com/office/word/2010/wordprocessingGroup" xmlns:wpi="http://schemas.microsoft.com/office/word/2010/wordprocessingInk" xmlns:wne="http://schemas.microsoft.com/office/word/2006/wordml" xmlns:wps="http://schemas.microsoft.com/office/word/2010/wordprocessingShape" mc:Ignorable="w14 w15 w16se w16cid w16 w16cex w16sdtdh w16du wp14">
-  <w:footnote w:type="separator" w:id="-1">
-    <w:p>
-      <w:pPr>
-        <w:spacing w:after="0" w:line="240" w:lineRule="auto"/>
-      </w:pPr>
-      <w:r>
-        <w:separator/>
-      </w:r>
-    </w:p>
-  </w:footnote>
-  <w:footnote w:type="continuationSeparator" w:id="0">
-    <w:p>
-      <w:pPr>
-        <w:spacing w:after="0" w:line="240" w:lineRule="auto"/>
-      </w:pPr>
-      <w:r>
-        <w:continuationSeparator/>
-      </w:r>
-    </w:p>
-  </w:footnote>
-</w:footnotes>
-</file>
-
-<file path=word/header1.xml><?xml version="1.0" encoding="utf-8"?>
-<w:hdr xmlns:wpc="http://schemas.microsoft.com/office/word/2010/wordprocessingCanvas" xmlns:cx="http://schemas.microsoft.com/office/drawing/2014/chartex" xmlns:cx1="http://schemas.microsoft.com/office/drawing/2015/9/8/chartex" xmlns:cx2="http://schemas.microsoft.com/office/drawing/2015/10/21/chartex" xmlns:cx3="http://schemas.microsoft.com/office/drawing/2016/5/9/chartex" xmlns:cx4="http://schemas.microsoft.com/office/drawing/2016/5/10/chartex" xmlns:cx5="http://schemas.microsoft.com/office/drawing/2016/5/11/chartex" xmlns:cx6="http://schemas.microsoft.com/office/drawing/2016/5/12/chartex" xmlns:cx7="http://schemas.microsoft.com/office/drawing/2016/5/13/chartex" xmlns:cx8="http://schemas.microsoft.com/office/drawing/2016/5/14/chartex" xmlns:mc="http://schemas.openxmlformats.org/markup-compatibility/2006" xmlns:aink="http://schemas.microsoft.com/office/drawing/2016/ink" xmlns:am3d="http://schemas.microsoft.com/office/drawing/2017/model3d" xmlns:o="urn:schemas-microsoft-com:office:office" xmlns:oel="http://schemas.microsoft.com/office/2019/extlst" xmlns:r="http://schemas.openxmlformats.org/officeDocument/2006/relationships" xmlns:m="http://schemas.openxmlformats.org/officeDocument/2006/math" xmlns:v="urn:schemas-microsoft-com:vml" xmlns:wp14="http://schemas.microsoft.com/office/word/2010/wordprocessingDrawing" xmlns:wp="http://schemas.openxmlformats.org/drawingml/2006/wordprocessingDrawing" xmlns:w10="urn:schemas-microsoft-com:office:word" xmlns:w="http://schemas.openxmlformats.org/wordprocessingml/2006/main" xmlns:w14="http://schemas.microsoft.com/office/word/2010/wordml" xmlns:w15="http://schemas.microsoft.com/office/word/2012/wordml" xmlns:w16cex="http://schemas.microsoft.com/office/word/2018/wordml/cex" xmlns:w16cid="http://schemas.microsoft.com/office/word/2016/wordml/cid" xmlns:w16="http://schemas.microsoft.com/office/word/2018/wordml" xmlns:w16du="http://schemas.microsoft.com/office/word/2023/wordml/word16du" xmlns:w16sdtdh="http://schemas.microsoft.com/office/word/2020/wordml/sdtdatahash" xmlns:w16se="http://schemas.microsoft.com/office/word/2015/wordml/symex" xmlns:wpg="http://schemas.microsoft.com/office/word/2010/wordprocessingGroup" xmlns:wpi="http://schemas.microsoft.com/office/word/2010/wordprocessingInk" xmlns:wne="http://schemas.microsoft.com/office/word/2006/wordml" xmlns:wps="http://schemas.microsoft.com/office/word/2010/wordprocessingShape" mc:Ignorable="w14 w15 w16se w16cid w16 w16cex w16sdtdh w16du wp14">
-  <w:p>
-    <w:pPr>
-      <w:pStyle w:val="NoSpacing"/>
-      <w:ind w:firstLine="720"/>
-      <w:rPr>
-        <w:rFonts w:ascii="Cambria" w:hAnsi="Cambria"/>
-        <w:sz w:val="24"/>
-        <w:szCs w:val="24"/>
-      </w:rPr>
-    </w:pPr>
-    <w:r>
-      <w:rPr>
-        <w:rFonts w:ascii="Cambria" w:hAnsi="Cambria"/>
-        <w:sz w:val="24"/>
-        <w:szCs w:val="24"/>
-      </w:rPr>
-      <w:t>Department of Computer Science &amp; Engineering</w:t>
-    </w:r>
-  </w:p>
-  <w:p>
-    <w:pPr>
-      <w:pStyle w:val="NoSpacing"/>
-      <w:ind w:firstLine="720"/>
-      <w:rPr>
-        <w:rFonts w:ascii="Cambria" w:hAnsi="Cambria"/>
-        <w:sz w:val="24"/>
-        <w:szCs w:val="24"/>
-      </w:rPr>
-    </w:pPr>
-    <w:r>
-      <w:rPr>
-        <w:rFonts w:ascii="Cambria" w:hAnsi="Cambria"/>
-        <w:sz w:val="24"/>
-        <w:szCs w:val="24"/>
-      </w:rPr>
-      <w:t>Faculty of Engineering &amp; Technology (ITER)</w:t>
-    </w:r>
-  </w:p>
-  <w:p>
-    <w:pPr>
-      <w:pStyle w:val="Header"/>
-    </w:pPr>
-  </w:p>
-</w:hdr>
 </file>
 
 <file path=word/styles.xml><?xml version="1.0" encoding="utf-8"?>
@@ -737,59 +488,6 @@
     <w:semiHidden/>
     <w:unhideWhenUsed/>
   </w:style>
-  <w:style w:type="paragraph" w:styleId="NoSpacing">
-    <w:name w:val="No Spacing"/>
-    <w:uiPriority w:val="1"/>
-    <w:qFormat/>
-    <w:rsid w:val="00FD0F37"/>
-    <w:pPr>
-      <w:spacing w:after="0" w:line="240" w:lineRule="auto"/>
-    </w:pPr>
-  </w:style>
-  <w:style w:type="paragraph" w:styleId="Header">
-    <w:name w:val="header"/>
-    <w:basedOn w:val="Normal"/>
-    <w:link w:val="HeaderChar"/>
-    <w:uiPriority w:val="99"/>
-    <w:unhideWhenUsed/>
-    <w:rsid w:val="006C0353"/>
-    <w:pPr>
-      <w:tabs>
-        <w:tab w:val="center" w:pos="4513"/>
-        <w:tab w:val="right" w:pos="9026"/>
-      </w:tabs>
-      <w:spacing w:after="0" w:line="240" w:lineRule="auto"/>
-    </w:pPr>
-  </w:style>
-  <w:style w:type="character" w:customStyle="1" w:styleId="HeaderChar">
-    <w:name w:val="Header Char"/>
-    <w:basedOn w:val="DefaultParagraphFont"/>
-    <w:link w:val="Header"/>
-    <w:uiPriority w:val="99"/>
-    <w:rsid w:val="006C0353"/>
-  </w:style>
-  <w:style w:type="paragraph" w:styleId="Footer">
-    <w:name w:val="footer"/>
-    <w:basedOn w:val="Normal"/>
-    <w:link w:val="FooterChar"/>
-    <w:uiPriority w:val="99"/>
-    <w:unhideWhenUsed/>
-    <w:rsid w:val="006C0353"/>
-    <w:pPr>
-      <w:tabs>
-        <w:tab w:val="center" w:pos="4513"/>
-        <w:tab w:val="right" w:pos="9026"/>
-      </w:tabs>
-      <w:spacing w:after="0" w:line="240" w:lineRule="auto"/>
-    </w:pPr>
-  </w:style>
-  <w:style w:type="character" w:customStyle="1" w:styleId="FooterChar">
-    <w:name w:val="Footer Char"/>
-    <w:basedOn w:val="DefaultParagraphFont"/>
-    <w:link w:val="Footer"/>
-    <w:uiPriority w:val="99"/>
-    <w:rsid w:val="006C0353"/>
-  </w:style>
 </w:styles>
 </file>
 
